--- a/paper/paper.docx
+++ b/paper/paper.docx
@@ -148,67 +148,52 @@
       </w:pPr>
       <w:r>
         <w:rPr>
-          <w:rFonts w:ascii="微软雅黑" w:eastAsia="微软雅黑" w:hAnsi="微软雅黑" w:cs="微软雅黑"/>
           <w:b/>
-          <w:sz w:val="19"/>
-        </w:rPr>
-        <w:t>王莹</w:t>
-      </w:r>
-      <w:r>
-        <w:rPr>
-          <w:rFonts w:ascii="微软雅黑" w:eastAsia="微软雅黑" w:hAnsi="微软雅黑" w:cs="微软雅黑"/>
-          <w:color w:val="24282E"/>
-          <w:sz w:val="25"/>
+        </w:rPr>
+        <w:t>傅坚</w:t>
+      </w:r>
+      <w:r>
+        <w:rPr>
+          <w:b w:val="0"/>
           <w:vertAlign w:val="superscript"/>
         </w:rPr>
         <w:t>1</w:t>
       </w:r>
       <w:r>
         <w:rPr>
-          <w:rFonts w:ascii="微软雅黑" w:eastAsia="微软雅黑" w:hAnsi="微软雅黑" w:cs="微软雅黑"/>
-          <w:color w:val="24282E"/>
-          <w:sz w:val="19"/>
-        </w:rPr>
-        <w:t>,</w:t>
-      </w:r>
-      <w:r>
-        <w:rPr>
-          <w:rFonts w:ascii="微软雅黑" w:eastAsia="微软雅黑" w:hAnsi="微软雅黑" w:cs="微软雅黑"/>
           <w:b/>
-          <w:sz w:val="19"/>
-        </w:rPr>
-        <w:t>陈天元</w:t>
-      </w:r>
-      <w:r>
-        <w:rPr>
-          <w:rFonts w:ascii="微软雅黑" w:eastAsia="微软雅黑" w:hAnsi="微软雅黑" w:cs="微软雅黑"/>
-          <w:color w:val="24282E"/>
-          <w:sz w:val="25"/>
+        </w:rPr>
+        <w:t>,王莹</w:t>
+      </w:r>
+      <w:r>
+        <w:rPr>
+          <w:b w:val="0"/>
           <w:vertAlign w:val="superscript"/>
         </w:rPr>
-        <w:t>1</w:t>
-      </w:r>
-      <w:r>
-        <w:rPr>
-          <w:rFonts w:ascii="微软雅黑" w:eastAsia="微软雅黑" w:hAnsi="微软雅黑" w:cs="微软雅黑"/>
-          <w:color w:val="24282E"/>
-          <w:sz w:val="19"/>
-        </w:rPr>
-        <w:t>,</w:t>
-      </w:r>
-      <w:r>
-        <w:rPr>
-          <w:rFonts w:ascii="微软雅黑" w:eastAsia="微软雅黑" w:hAnsi="微软雅黑" w:cs="微软雅黑"/>
+        <w:t>2</w:t>
+      </w:r>
+      <w:r>
+        <w:rPr>
           <w:b/>
-          <w:sz w:val="19"/>
-        </w:rPr>
-        <w:t>朱禹林</w:t>
-      </w:r>
-      <w:r>
-        <w:rPr>
-          <w:rFonts w:ascii="微软雅黑" w:eastAsia="微软雅黑" w:hAnsi="微软雅黑" w:cs="微软雅黑"/>
-          <w:color w:val="24282E"/>
-          <w:sz w:val="25"/>
+        </w:rPr>
+        <w:t>,陈天元</w:t>
+      </w:r>
+      <w:r>
+        <w:rPr>
+          <w:b w:val="0"/>
+          <w:vertAlign w:val="superscript"/>
+        </w:rPr>
+        <w:t>2</w:t>
+      </w:r>
+      <w:r>
+        <w:rPr>
+          <w:b/>
+        </w:rPr>
+        <w:t>,朱禹林</w:t>
+      </w:r>
+      <w:r>
+        <w:rPr>
+          <w:b w:val="0"/>
           <w:vertAlign w:val="superscript"/>
         </w:rPr>
         <w:t>2*</w:t>
@@ -225,11 +210,16 @@
       </w:pPr>
       <w:r>
         <w:rPr>
-          <w:rFonts w:ascii="微软雅黑" w:eastAsia="微软雅黑" w:hAnsi="微软雅黑" w:cs="微软雅黑"/>
-          <w:color w:val="24282E"/>
-          <w:sz w:val="19"/>
-        </w:rPr>
-        <w:t>珠海学院 应⽤⼈⼯智能理学硕⼠</w:t>
+          <w:b w:val="0"/>
+        </w:rPr>
+        <w:t>岭南大学</w:t>
+      </w:r>
+      <w:r>
+        <w:rPr>
+          <w:b w:val="0"/>
+          <w:vertAlign w:val="superscript"/>
+        </w:rPr>
+        <w:t>1</w:t>
       </w:r>
     </w:p>
     <w:p>
@@ -243,11 +233,36 @@
       </w:pPr>
       <w:r>
         <w:rPr>
-          <w:rFonts w:ascii="微软雅黑" w:eastAsia="微软雅黑" w:hAnsi="微软雅黑" w:cs="微软雅黑"/>
-          <w:color w:val="24282E"/>
-          <w:sz w:val="19"/>
-        </w:rPr>
+          <w:b w:val="0"/>
+        </w:rPr>
+        <w:t>珠海学院 应用人工智能理学硕士</w:t>
+      </w:r>
+      <w:r>
+        <w:rPr>
+          <w:b w:val="0"/>
+          <w:vertAlign w:val="superscript"/>
+        </w:rPr>
+        <w:t>2</w:t>
+      </w:r>
+    </w:p>
+    <w:p>
+      <w:pPr>
+        <w:numPr>
+          <w:ilvl w:val="0"/>
+          <w:numId w:val="1"/>
+        </w:numPr>
+        <w:spacing w:after="4" w:line="305" w:lineRule="auto"/>
+        <w:ind w:hanging="153"/>
+      </w:pPr>
+      <w:r>
+        <w:rPr/>
         <w:t>珠海学院 教授(通讯作者)</w:t>
+      </w:r>
+      <w:r>
+        <w:rPr>
+          <w:vertAlign w:val="superscript"/>
+        </w:rPr>
+        <w:t>2*</w:t>
       </w:r>
     </w:p>
     <w:p>
@@ -1707,7 +1722,7 @@
           <w:color w:val="24282E"/>
           <w:sz w:val="19"/>
         </w:rPr>
-        <w:t>:孤⽴森林(Isolation Forest)[5]、基于变分⾃编码器(VAE)的重建模型 [6] 以及 USAD [7] 等⽆监督⽅法被⼴泛部署于⽣产环境。这些⽅法在分布⼀致假设下表现良好,但⽆法针对已知故障类别进⾏定向优化,且缺乏对运维⼈员的诊断指导。本⽂在 §4.2 实验评估了重建式(LSTM-AE)路线,其 PR-AUC 仅 0.14⸺微弱异常被重建平滑,验证了该路线在本数据上的局限。</w:t>
+        <w:t>:孤⽴森林(Isolation Forest)[5]、基于变分⾃编码器(VAE)的重建模型 [6] 以及 USAD [7] 等⽆监督⽅法被⼴泛部署于⽣产环境。这些⽅法在分布⼀致假设下表现良好,但⽆法针对已知故障类别进⾏定向优化,且缺乏对运维⼈员的诊断指导。本⽂在 §4.2 实验评估了重建式(LSTM-AE)路线,其 PR-AUC 仅 0.248⸺微弱异常被重建平滑,验证了该路线在本数据上的局限。</w:t>
       </w:r>
     </w:p>
     <w:p>
@@ -5221,1157 +5236,792 @@
         </w:tc>
       </w:tr>
       <w:tr>
-        <w:trPr>
-          <w:trHeight w:val="448"/>
-        </w:trPr>
-        <w:tc>
-          <w:tcPr>
-            <w:tcW w:w="3548" w:type="dxa"/>
-            <w:tcBorders>
-              <w:top w:val="single" w:sz="6" w:space="0" w:color="DFE2E5"/>
-              <w:left w:val="single" w:sz="6" w:space="0" w:color="DFE2E5"/>
-              <w:bottom w:val="single" w:sz="6" w:space="0" w:color="DFE2E5"/>
-              <w:right w:val="single" w:sz="6" w:space="0" w:color="DFE2E5"/>
-            </w:tcBorders>
-            <w:shd w:val="clear" w:color="auto" w:fill="FFFFFF"/>
-            <w:vAlign w:val="center"/>
-          </w:tcPr>
-          <w:p>
-            <w:pPr>
-              <w:ind w:left="3"/>
-            </w:pPr>
-            <w:r>
-              <w:rPr>
-                <w:rFonts w:ascii="微软雅黑" w:eastAsia="微软雅黑" w:hAnsi="微软雅黑" w:cs="微软雅黑"/>
-                <w:color w:val="24282E"/>
-                <w:sz w:val="19"/>
-              </w:rPr>
-              <w:t>端到端 Bi-LSTM(仅原始时序)</w:t>
-            </w:r>
-          </w:p>
-        </w:tc>
-        <w:tc>
-          <w:tcPr>
-            <w:tcW w:w="1474" w:type="dxa"/>
-            <w:tcBorders>
-              <w:top w:val="single" w:sz="6" w:space="0" w:color="DFE2E5"/>
-              <w:left w:val="single" w:sz="6" w:space="0" w:color="DFE2E5"/>
-              <w:bottom w:val="single" w:sz="6" w:space="0" w:color="DFE2E5"/>
-              <w:right w:val="single" w:sz="6" w:space="0" w:color="DFE2E5"/>
-            </w:tcBorders>
-            <w:shd w:val="clear" w:color="auto" w:fill="FFFFFF"/>
-            <w:vAlign w:val="center"/>
-          </w:tcPr>
-          <w:p>
-            <w:pPr>
-              <w:ind w:left="7"/>
-            </w:pPr>
-            <w:r>
-              <w:rPr>
-                <w:rFonts w:ascii="微软雅黑" w:eastAsia="微软雅黑" w:hAnsi="微软雅黑" w:cs="微软雅黑"/>
-                <w:color w:val="24282E"/>
-                <w:sz w:val="19"/>
-              </w:rPr>
+        <w:tc>
+          <w:tcPr>
+            <w:tcW w:type="dxa" w:w="3547"/>
+          </w:tcPr>
+          <w:p>
+            <w:r>
+              <w:t>LSTM-AE(重建式,无监督)</w:t>
+            </w:r>
+          </w:p>
+        </w:tc>
+        <w:tc>
+          <w:tcPr>
+            <w:tcW w:type="dxa" w:w="1474"/>
+          </w:tcPr>
+          <w:p>
+            <w:r>
               <w:t>6 通道</w:t>
             </w:r>
           </w:p>
         </w:tc>
         <w:tc>
           <w:tcPr>
-            <w:tcW w:w="1057" w:type="dxa"/>
-            <w:tcBorders>
-              <w:top w:val="single" w:sz="6" w:space="0" w:color="DFE2E5"/>
-              <w:left w:val="single" w:sz="6" w:space="0" w:color="DFE2E5"/>
-              <w:bottom w:val="single" w:sz="6" w:space="0" w:color="DFE2E5"/>
-              <w:right w:val="single" w:sz="6" w:space="0" w:color="DFE2E5"/>
-            </w:tcBorders>
-            <w:shd w:val="clear" w:color="auto" w:fill="FFFFFF"/>
-            <w:vAlign w:val="center"/>
-          </w:tcPr>
-          <w:p>
-            <w:r>
-              <w:rPr>
-                <w:rFonts w:ascii="微软雅黑" w:eastAsia="微软雅黑" w:hAnsi="微软雅黑" w:cs="微软雅黑"/>
-                <w:color w:val="24282E"/>
-                <w:sz w:val="19"/>
-              </w:rPr>
-              <w:t>77.52%</w:t>
-            </w:r>
-          </w:p>
-        </w:tc>
-        <w:tc>
-          <w:tcPr>
-            <w:tcW w:w="1177" w:type="dxa"/>
-            <w:tcBorders>
-              <w:top w:val="single" w:sz="6" w:space="0" w:color="DFE2E5"/>
-              <w:left w:val="single" w:sz="6" w:space="0" w:color="DFE2E5"/>
-              <w:bottom w:val="single" w:sz="6" w:space="0" w:color="DFE2E5"/>
-              <w:right w:val="single" w:sz="6" w:space="0" w:color="DFE2E5"/>
-            </w:tcBorders>
-            <w:shd w:val="clear" w:color="auto" w:fill="FFFFFF"/>
-            <w:vAlign w:val="center"/>
-          </w:tcPr>
-          <w:p>
-            <w:pPr>
-              <w:ind w:left="3"/>
-            </w:pPr>
-            <w:r>
-              <w:rPr>
-                <w:rFonts w:ascii="微软雅黑" w:eastAsia="微软雅黑" w:hAnsi="微软雅黑" w:cs="微软雅黑"/>
-                <w:color w:val="24282E"/>
-                <w:sz w:val="19"/>
-              </w:rPr>
-              <w:t>23.36%</w:t>
-            </w:r>
-          </w:p>
-        </w:tc>
-        <w:tc>
-          <w:tcPr>
-            <w:tcW w:w="849" w:type="dxa"/>
-            <w:tcBorders>
-              <w:top w:val="single" w:sz="6" w:space="0" w:color="DFE2E5"/>
-              <w:left w:val="single" w:sz="6" w:space="0" w:color="DFE2E5"/>
-              <w:bottom w:val="single" w:sz="6" w:space="0" w:color="DFE2E5"/>
-              <w:right w:val="single" w:sz="6" w:space="0" w:color="DFE2E5"/>
-            </w:tcBorders>
-            <w:shd w:val="clear" w:color="auto" w:fill="FFFFFF"/>
-            <w:vAlign w:val="center"/>
-          </w:tcPr>
-          <w:p>
-            <w:pPr>
-              <w:ind w:left="6"/>
-            </w:pPr>
-            <w:r>
-              <w:rPr>
-                <w:rFonts w:ascii="微软雅黑" w:eastAsia="微软雅黑" w:hAnsi="微软雅黑" w:cs="微软雅黑"/>
-                <w:color w:val="24282E"/>
-                <w:sz w:val="19"/>
-              </w:rPr>
-              <w:t>0.359</w:t>
-            </w:r>
-          </w:p>
-        </w:tc>
-        <w:tc>
-          <w:tcPr>
-            <w:tcW w:w="865" w:type="dxa"/>
-            <w:tcBorders>
-              <w:top w:val="single" w:sz="6" w:space="0" w:color="DFE2E5"/>
-              <w:left w:val="single" w:sz="6" w:space="0" w:color="DFE2E5"/>
-              <w:bottom w:val="single" w:sz="6" w:space="0" w:color="DFE2E5"/>
-              <w:right w:val="single" w:sz="6" w:space="0" w:color="DFE2E5"/>
-            </w:tcBorders>
-            <w:shd w:val="clear" w:color="auto" w:fill="FFFFFF"/>
-            <w:vAlign w:val="center"/>
-          </w:tcPr>
-          <w:p>
-            <w:pPr>
-              <w:ind w:left="2"/>
-            </w:pPr>
-            <w:r>
-              <w:rPr>
-                <w:rFonts w:ascii="微软雅黑" w:eastAsia="微软雅黑" w:hAnsi="微软雅黑" w:cs="微软雅黑"/>
-                <w:color w:val="24282E"/>
-                <w:sz w:val="19"/>
-              </w:rPr>
-              <w:t>0.908</w:t>
-            </w:r>
-          </w:p>
-        </w:tc>
-        <w:tc>
-          <w:tcPr>
-            <w:tcW w:w="1458" w:type="dxa"/>
-            <w:tcBorders>
-              <w:top w:val="single" w:sz="6" w:space="0" w:color="DFE2E5"/>
-              <w:left w:val="single" w:sz="6" w:space="0" w:color="DFE2E5"/>
-              <w:bottom w:val="single" w:sz="6" w:space="0" w:color="DFE2E5"/>
-              <w:right w:val="single" w:sz="6" w:space="0" w:color="DFE2E5"/>
-            </w:tcBorders>
-            <w:shd w:val="clear" w:color="auto" w:fill="FFFFFF"/>
-            <w:vAlign w:val="center"/>
-          </w:tcPr>
-          <w:p>
-            <w:pPr>
-              <w:ind w:left="1"/>
-            </w:pPr>
-            <w:r>
-              <w:rPr>
-                <w:rFonts w:ascii="微软雅黑" w:eastAsia="微软雅黑" w:hAnsi="微软雅黑" w:cs="微软雅黑"/>
-                <w:color w:val="24282E"/>
-                <w:sz w:val="19"/>
-              </w:rPr>
-              <w:t>0.351</w:t>
+            <w:tcW w:type="dxa" w:w="1057"/>
+          </w:tcPr>
+          <w:p>
+            <w:r>
+              <w:t>—</w:t>
+            </w:r>
+          </w:p>
+        </w:tc>
+        <w:tc>
+          <w:tcPr>
+            <w:tcW w:type="dxa" w:w="1177"/>
+          </w:tcPr>
+          <w:p>
+            <w:r>
+              <w:t>—</w:t>
+            </w:r>
+          </w:p>
+        </w:tc>
+        <w:tc>
+          <w:tcPr>
+            <w:tcW w:type="dxa" w:w="849"/>
+          </w:tcPr>
+          <w:p>
+            <w:r>
+              <w:t>—</w:t>
+            </w:r>
+          </w:p>
+        </w:tc>
+        <w:tc>
+          <w:tcPr>
+            <w:tcW w:type="dxa" w:w="865"/>
+          </w:tcPr>
+          <w:p>
+            <w:r>
+              <w:t>0.912</w:t>
+            </w:r>
+          </w:p>
+        </w:tc>
+        <w:tc>
+          <w:tcPr>
+            <w:tcW w:type="dxa" w:w="1458"/>
+          </w:tcPr>
+          <w:p>
+            <w:r>
+              <w:t>0.248</w:t>
             </w:r>
           </w:p>
         </w:tc>
       </w:tr>
       <w:tr>
-        <w:trPr>
-          <w:trHeight w:val="448"/>
-        </w:trPr>
-        <w:tc>
-          <w:tcPr>
-            <w:tcW w:w="3548" w:type="dxa"/>
-            <w:tcBorders>
-              <w:top w:val="single" w:sz="6" w:space="0" w:color="DFE2E5"/>
-              <w:left w:val="single" w:sz="6" w:space="0" w:color="DFE2E5"/>
-              <w:bottom w:val="single" w:sz="6" w:space="0" w:color="DFE2E5"/>
-              <w:right w:val="single" w:sz="6" w:space="0" w:color="DFE2E5"/>
-            </w:tcBorders>
-            <w:shd w:val="clear" w:color="auto" w:fill="F6F8FA"/>
-            <w:vAlign w:val="center"/>
-          </w:tcPr>
-          <w:p>
-            <w:pPr>
-              <w:ind w:left="3"/>
-            </w:pPr>
-            <w:r>
-              <w:rPr>
-                <w:rFonts w:ascii="微软雅黑" w:eastAsia="微软雅黑" w:hAnsi="微软雅黑" w:cs="微软雅黑"/>
-                <w:color w:val="24282E"/>
-                <w:sz w:val="19"/>
-              </w:rPr>
-              <w:t>LightGBM</w:t>
-            </w:r>
-          </w:p>
-        </w:tc>
-        <w:tc>
-          <w:tcPr>
-            <w:tcW w:w="1474" w:type="dxa"/>
-            <w:tcBorders>
-              <w:top w:val="single" w:sz="6" w:space="0" w:color="DFE2E5"/>
-              <w:left w:val="single" w:sz="6" w:space="0" w:color="DFE2E5"/>
-              <w:bottom w:val="single" w:sz="6" w:space="0" w:color="DFE2E5"/>
-              <w:right w:val="single" w:sz="6" w:space="0" w:color="DFE2E5"/>
-            </w:tcBorders>
-            <w:shd w:val="clear" w:color="auto" w:fill="F6F8FA"/>
-            <w:vAlign w:val="center"/>
-          </w:tcPr>
-          <w:p>
-            <w:pPr>
-              <w:ind w:left="7"/>
-            </w:pPr>
-            <w:r>
-              <w:rPr>
-                <w:rFonts w:ascii="微软雅黑" w:eastAsia="微软雅黑" w:hAnsi="微软雅黑" w:cs="微软雅黑"/>
-                <w:color w:val="24282E"/>
-                <w:sz w:val="19"/>
-              </w:rPr>
-              <w:t>62 维</w:t>
-            </w:r>
-          </w:p>
-        </w:tc>
-        <w:tc>
-          <w:tcPr>
-            <w:tcW w:w="1057" w:type="dxa"/>
-            <w:tcBorders>
-              <w:top w:val="single" w:sz="6" w:space="0" w:color="DFE2E5"/>
-              <w:left w:val="single" w:sz="6" w:space="0" w:color="DFE2E5"/>
-              <w:bottom w:val="single" w:sz="6" w:space="0" w:color="DFE2E5"/>
-              <w:right w:val="single" w:sz="6" w:space="0" w:color="DFE2E5"/>
-            </w:tcBorders>
-            <w:shd w:val="clear" w:color="auto" w:fill="F6F8FA"/>
-            <w:vAlign w:val="center"/>
-          </w:tcPr>
-          <w:p>
-            <w:r>
-              <w:rPr>
-                <w:rFonts w:ascii="微软雅黑" w:eastAsia="微软雅黑" w:hAnsi="微软雅黑" w:cs="微软雅黑"/>
-                <w:color w:val="24282E"/>
-                <w:sz w:val="19"/>
-              </w:rPr>
-              <w:t>31.78%</w:t>
-            </w:r>
-          </w:p>
-        </w:tc>
-        <w:tc>
-          <w:tcPr>
-            <w:tcW w:w="1177" w:type="dxa"/>
-            <w:tcBorders>
-              <w:top w:val="single" w:sz="6" w:space="0" w:color="DFE2E5"/>
-              <w:left w:val="single" w:sz="6" w:space="0" w:color="DFE2E5"/>
-              <w:bottom w:val="single" w:sz="6" w:space="0" w:color="DFE2E5"/>
-              <w:right w:val="single" w:sz="6" w:space="0" w:color="DFE2E5"/>
-            </w:tcBorders>
-            <w:shd w:val="clear" w:color="auto" w:fill="F6F8FA"/>
-            <w:vAlign w:val="center"/>
-          </w:tcPr>
-          <w:p>
-            <w:pPr>
-              <w:ind w:left="3"/>
-            </w:pPr>
-            <w:r>
-              <w:rPr>
-                <w:rFonts w:ascii="微软雅黑" w:eastAsia="微软雅黑" w:hAnsi="微软雅黑" w:cs="微软雅黑"/>
-                <w:color w:val="24282E"/>
-                <w:sz w:val="19"/>
-              </w:rPr>
-              <w:t>97.62%</w:t>
-            </w:r>
-          </w:p>
-        </w:tc>
-        <w:tc>
-          <w:tcPr>
-            <w:tcW w:w="849" w:type="dxa"/>
-            <w:tcBorders>
-              <w:top w:val="single" w:sz="6" w:space="0" w:color="DFE2E5"/>
-              <w:left w:val="single" w:sz="6" w:space="0" w:color="DFE2E5"/>
-              <w:bottom w:val="single" w:sz="6" w:space="0" w:color="DFE2E5"/>
-              <w:right w:val="single" w:sz="6" w:space="0" w:color="DFE2E5"/>
-            </w:tcBorders>
-            <w:shd w:val="clear" w:color="auto" w:fill="F6F8FA"/>
-            <w:vAlign w:val="center"/>
-          </w:tcPr>
-          <w:p>
-            <w:pPr>
-              <w:ind w:left="6"/>
-            </w:pPr>
-            <w:r>
-              <w:rPr>
-                <w:rFonts w:ascii="微软雅黑" w:eastAsia="微软雅黑" w:hAnsi="微软雅黑" w:cs="微软雅黑"/>
-                <w:color w:val="24282E"/>
-                <w:sz w:val="19"/>
-              </w:rPr>
-              <w:t>0.480</w:t>
-            </w:r>
-          </w:p>
-        </w:tc>
-        <w:tc>
-          <w:tcPr>
-            <w:tcW w:w="865" w:type="dxa"/>
-            <w:tcBorders>
-              <w:top w:val="single" w:sz="6" w:space="0" w:color="DFE2E5"/>
-              <w:left w:val="single" w:sz="6" w:space="0" w:color="DFE2E5"/>
-              <w:bottom w:val="single" w:sz="6" w:space="0" w:color="DFE2E5"/>
-              <w:right w:val="single" w:sz="6" w:space="0" w:color="DFE2E5"/>
-            </w:tcBorders>
-            <w:shd w:val="clear" w:color="auto" w:fill="F6F8FA"/>
-            <w:vAlign w:val="center"/>
-          </w:tcPr>
-          <w:p>
-            <w:pPr>
-              <w:ind w:left="2"/>
-            </w:pPr>
-            <w:r>
-              <w:rPr>
-                <w:rFonts w:ascii="微软雅黑" w:eastAsia="微软雅黑" w:hAnsi="微软雅黑" w:cs="微软雅黑"/>
-                <w:color w:val="24282E"/>
-                <w:sz w:val="19"/>
-              </w:rPr>
-              <w:t>0.987</w:t>
-            </w:r>
-          </w:p>
-        </w:tc>
-        <w:tc>
-          <w:tcPr>
-            <w:tcW w:w="1458" w:type="dxa"/>
-            <w:tcBorders>
-              <w:top w:val="single" w:sz="6" w:space="0" w:color="DFE2E5"/>
-              <w:left w:val="single" w:sz="6" w:space="0" w:color="DFE2E5"/>
-              <w:bottom w:val="single" w:sz="6" w:space="0" w:color="DFE2E5"/>
-              <w:right w:val="single" w:sz="6" w:space="0" w:color="DFE2E5"/>
-            </w:tcBorders>
-            <w:shd w:val="clear" w:color="auto" w:fill="F6F8FA"/>
-            <w:vAlign w:val="center"/>
-          </w:tcPr>
-          <w:p>
-            <w:pPr>
-              <w:ind w:left="1"/>
-            </w:pPr>
-            <w:r>
-              <w:rPr>
-                <w:rFonts w:ascii="微软雅黑" w:eastAsia="微软雅黑" w:hAnsi="微软雅黑" w:cs="微软雅黑"/>
-                <w:color w:val="24282E"/>
-                <w:sz w:val="19"/>
-              </w:rPr>
-              <w:t>0.868</w:t>
+        <w:tc>
+          <w:tcPr>
+            <w:tcW w:type="dxa" w:w="3547"/>
+          </w:tcPr>
+          <w:p>
+            <w:r>
+              <w:t>端到端 Bi-LSTM(仅原始时序)</w:t>
+            </w:r>
+          </w:p>
+        </w:tc>
+        <w:tc>
+          <w:tcPr>
+            <w:tcW w:type="dxa" w:w="1474"/>
+          </w:tcPr>
+          <w:p>
+            <w:r>
+              <w:t>6 通道</w:t>
+            </w:r>
+          </w:p>
+        </w:tc>
+        <w:tc>
+          <w:tcPr>
+            <w:tcW w:type="dxa" w:w="1057"/>
+          </w:tcPr>
+          <w:p>
+            <w:r>
+              <w:t>77.52%</w:t>
+            </w:r>
+          </w:p>
+        </w:tc>
+        <w:tc>
+          <w:tcPr>
+            <w:tcW w:type="dxa" w:w="1177"/>
+          </w:tcPr>
+          <w:p>
+            <w:r>
+              <w:t>23.36%</w:t>
+            </w:r>
+          </w:p>
+        </w:tc>
+        <w:tc>
+          <w:tcPr>
+            <w:tcW w:type="dxa" w:w="849"/>
+          </w:tcPr>
+          <w:p>
+            <w:r>
+              <w:t>0.359</w:t>
+            </w:r>
+          </w:p>
+        </w:tc>
+        <w:tc>
+          <w:tcPr>
+            <w:tcW w:type="dxa" w:w="865"/>
+          </w:tcPr>
+          <w:p>
+            <w:r>
+              <w:t>0.908</w:t>
+            </w:r>
+          </w:p>
+        </w:tc>
+        <w:tc>
+          <w:tcPr>
+            <w:tcW w:type="dxa" w:w="1458"/>
+          </w:tcPr>
+          <w:p>
+            <w:r>
+              <w:t>0.351</w:t>
             </w:r>
           </w:p>
         </w:tc>
       </w:tr>
       <w:tr>
-        <w:trPr>
-          <w:trHeight w:val="448"/>
-        </w:trPr>
-        <w:tc>
-          <w:tcPr>
-            <w:tcW w:w="3548" w:type="dxa"/>
-            <w:tcBorders>
-              <w:top w:val="single" w:sz="6" w:space="0" w:color="DFE2E5"/>
-              <w:left w:val="single" w:sz="6" w:space="0" w:color="DFE2E5"/>
-              <w:bottom w:val="single" w:sz="6" w:space="0" w:color="DFE2E5"/>
-              <w:right w:val="single" w:sz="6" w:space="0" w:color="DFE2E5"/>
-            </w:tcBorders>
-            <w:shd w:val="clear" w:color="auto" w:fill="FFFFFF"/>
-            <w:vAlign w:val="center"/>
-          </w:tcPr>
-          <w:p>
-            <w:pPr>
-              <w:ind w:left="3"/>
-            </w:pPr>
-            <w:r>
-              <w:rPr>
-                <w:rFonts w:ascii="微软雅黑" w:eastAsia="微软雅黑" w:hAnsi="微软雅黑" w:cs="微软雅黑"/>
-                <w:color w:val="24282E"/>
-                <w:sz w:val="19"/>
-              </w:rPr>
-              <w:t>XGBoost</w:t>
-            </w:r>
-          </w:p>
-        </w:tc>
-        <w:tc>
-          <w:tcPr>
-            <w:tcW w:w="1474" w:type="dxa"/>
-            <w:tcBorders>
-              <w:top w:val="single" w:sz="6" w:space="0" w:color="DFE2E5"/>
-              <w:left w:val="single" w:sz="6" w:space="0" w:color="DFE2E5"/>
-              <w:bottom w:val="single" w:sz="6" w:space="0" w:color="DFE2E5"/>
-              <w:right w:val="single" w:sz="6" w:space="0" w:color="DFE2E5"/>
-            </w:tcBorders>
-            <w:shd w:val="clear" w:color="auto" w:fill="FFFFFF"/>
-            <w:vAlign w:val="center"/>
-          </w:tcPr>
-          <w:p>
-            <w:pPr>
-              <w:ind w:left="7"/>
-            </w:pPr>
-            <w:r>
-              <w:rPr>
-                <w:rFonts w:ascii="微软雅黑" w:eastAsia="微软雅黑" w:hAnsi="微软雅黑" w:cs="微软雅黑"/>
-                <w:color w:val="24282E"/>
-                <w:sz w:val="19"/>
-              </w:rPr>
-              <w:t>62 维</w:t>
-            </w:r>
-          </w:p>
-        </w:tc>
-        <w:tc>
-          <w:tcPr>
-            <w:tcW w:w="1057" w:type="dxa"/>
-            <w:tcBorders>
-              <w:top w:val="single" w:sz="6" w:space="0" w:color="DFE2E5"/>
-              <w:left w:val="single" w:sz="6" w:space="0" w:color="DFE2E5"/>
-              <w:bottom w:val="single" w:sz="6" w:space="0" w:color="DFE2E5"/>
-              <w:right w:val="single" w:sz="6" w:space="0" w:color="DFE2E5"/>
-            </w:tcBorders>
-            <w:shd w:val="clear" w:color="auto" w:fill="FFFFFF"/>
-            <w:vAlign w:val="center"/>
-          </w:tcPr>
-          <w:p>
-            <w:r>
-              <w:rPr>
-                <w:rFonts w:ascii="微软雅黑" w:eastAsia="微软雅黑" w:hAnsi="微软雅黑" w:cs="微软雅黑"/>
-                <w:color w:val="24282E"/>
-                <w:sz w:val="19"/>
-              </w:rPr>
-              <w:t>32.56%</w:t>
-            </w:r>
-          </w:p>
-        </w:tc>
-        <w:tc>
-          <w:tcPr>
-            <w:tcW w:w="1177" w:type="dxa"/>
-            <w:tcBorders>
-              <w:top w:val="single" w:sz="6" w:space="0" w:color="DFE2E5"/>
-              <w:left w:val="single" w:sz="6" w:space="0" w:color="DFE2E5"/>
-              <w:bottom w:val="single" w:sz="6" w:space="0" w:color="DFE2E5"/>
-              <w:right w:val="single" w:sz="6" w:space="0" w:color="DFE2E5"/>
-            </w:tcBorders>
-            <w:shd w:val="clear" w:color="auto" w:fill="FFFFFF"/>
-            <w:vAlign w:val="center"/>
-          </w:tcPr>
-          <w:p>
-            <w:pPr>
-              <w:ind w:left="3"/>
-            </w:pPr>
-            <w:r>
-              <w:rPr>
-                <w:rFonts w:ascii="微软雅黑" w:eastAsia="微软雅黑" w:hAnsi="微软雅黑" w:cs="微软雅黑"/>
-                <w:color w:val="24282E"/>
-                <w:sz w:val="19"/>
-              </w:rPr>
-              <w:t>95.45%</w:t>
-            </w:r>
-          </w:p>
-        </w:tc>
-        <w:tc>
-          <w:tcPr>
-            <w:tcW w:w="849" w:type="dxa"/>
-            <w:tcBorders>
-              <w:top w:val="single" w:sz="6" w:space="0" w:color="DFE2E5"/>
-              <w:left w:val="single" w:sz="6" w:space="0" w:color="DFE2E5"/>
-              <w:bottom w:val="single" w:sz="6" w:space="0" w:color="DFE2E5"/>
-              <w:right w:val="single" w:sz="6" w:space="0" w:color="DFE2E5"/>
-            </w:tcBorders>
-            <w:shd w:val="clear" w:color="auto" w:fill="FFFFFF"/>
-            <w:vAlign w:val="center"/>
-          </w:tcPr>
-          <w:p>
-            <w:pPr>
-              <w:ind w:left="6"/>
-            </w:pPr>
-            <w:r>
-              <w:rPr>
-                <w:rFonts w:ascii="微软雅黑" w:eastAsia="微软雅黑" w:hAnsi="微软雅黑" w:cs="微软雅黑"/>
-                <w:color w:val="24282E"/>
-                <w:sz w:val="19"/>
-              </w:rPr>
-              <w:t>0.486</w:t>
-            </w:r>
-          </w:p>
-        </w:tc>
-        <w:tc>
-          <w:tcPr>
-            <w:tcW w:w="865" w:type="dxa"/>
-            <w:tcBorders>
-              <w:top w:val="single" w:sz="6" w:space="0" w:color="DFE2E5"/>
-              <w:left w:val="single" w:sz="6" w:space="0" w:color="DFE2E5"/>
-              <w:bottom w:val="single" w:sz="6" w:space="0" w:color="DFE2E5"/>
-              <w:right w:val="single" w:sz="6" w:space="0" w:color="DFE2E5"/>
-            </w:tcBorders>
-            <w:shd w:val="clear" w:color="auto" w:fill="FFFFFF"/>
-            <w:vAlign w:val="center"/>
-          </w:tcPr>
-          <w:p>
-            <w:pPr>
-              <w:ind w:left="2"/>
-            </w:pPr>
-            <w:r>
-              <w:rPr>
-                <w:rFonts w:ascii="微软雅黑" w:eastAsia="微软雅黑" w:hAnsi="微软雅黑" w:cs="微软雅黑"/>
-                <w:color w:val="24282E"/>
-                <w:sz w:val="19"/>
-              </w:rPr>
-              <w:t>0.991</w:t>
-            </w:r>
-          </w:p>
-        </w:tc>
-        <w:tc>
-          <w:tcPr>
-            <w:tcW w:w="1458" w:type="dxa"/>
-            <w:tcBorders>
-              <w:top w:val="single" w:sz="6" w:space="0" w:color="DFE2E5"/>
-              <w:left w:val="single" w:sz="6" w:space="0" w:color="DFE2E5"/>
-              <w:bottom w:val="single" w:sz="6" w:space="0" w:color="DFE2E5"/>
-              <w:right w:val="single" w:sz="6" w:space="0" w:color="DFE2E5"/>
-            </w:tcBorders>
-            <w:shd w:val="clear" w:color="auto" w:fill="FFFFFF"/>
-            <w:vAlign w:val="center"/>
-          </w:tcPr>
-          <w:p>
-            <w:pPr>
-              <w:ind w:left="1"/>
-            </w:pPr>
-            <w:r>
-              <w:rPr>
-                <w:rFonts w:ascii="微软雅黑" w:eastAsia="微软雅黑" w:hAnsi="微软雅黑" w:cs="微软雅黑"/>
-                <w:color w:val="24282E"/>
-                <w:sz w:val="19"/>
-              </w:rPr>
-              <w:t>0.887</w:t>
+        <w:tc>
+          <w:tcPr>
+            <w:tcW w:type="dxa" w:w="3547"/>
+          </w:tcPr>
+          <w:p>
+            <w:r>
+              <w:t>DualTransformer(双Transformer融合)</w:t>
+            </w:r>
+          </w:p>
+        </w:tc>
+        <w:tc>
+          <w:tcPr>
+            <w:tcW w:type="dxa" w:w="1474"/>
+          </w:tcPr>
+          <w:p>
+            <w:r>
+              <w:t>6 通道+62 维</w:t>
+            </w:r>
+          </w:p>
+        </w:tc>
+        <w:tc>
+          <w:tcPr>
+            <w:tcW w:type="dxa" w:w="1057"/>
+          </w:tcPr>
+          <w:p>
+            <w:r>
+              <w:t>25.58%</w:t>
+            </w:r>
+          </w:p>
+        </w:tc>
+        <w:tc>
+          <w:tcPr>
+            <w:tcW w:type="dxa" w:w="1177"/>
+          </w:tcPr>
+          <w:p>
+            <w:r>
+              <w:t>32.35%</w:t>
+            </w:r>
+          </w:p>
+        </w:tc>
+        <w:tc>
+          <w:tcPr>
+            <w:tcW w:type="dxa" w:w="849"/>
+          </w:tcPr>
+          <w:p>
+            <w:r>
+              <w:t>0.286</w:t>
+            </w:r>
+          </w:p>
+        </w:tc>
+        <w:tc>
+          <w:tcPr>
+            <w:tcW w:type="dxa" w:w="865"/>
+          </w:tcPr>
+          <w:p>
+            <w:r>
+              <w:t>0.758</w:t>
+            </w:r>
+          </w:p>
+        </w:tc>
+        <w:tc>
+          <w:tcPr>
+            <w:tcW w:type="dxa" w:w="1458"/>
+          </w:tcPr>
+          <w:p>
+            <w:r>
+              <w:t>0.242</w:t>
             </w:r>
           </w:p>
         </w:tc>
       </w:tr>
       <w:tr>
-        <w:trPr>
-          <w:trHeight w:val="448"/>
-        </w:trPr>
-        <w:tc>
-          <w:tcPr>
-            <w:tcW w:w="3548" w:type="dxa"/>
-            <w:tcBorders>
-              <w:top w:val="single" w:sz="6" w:space="0" w:color="DFE2E5"/>
-              <w:left w:val="single" w:sz="6" w:space="0" w:color="DFE2E5"/>
-              <w:bottom w:val="single" w:sz="6" w:space="0" w:color="DFE2E5"/>
-              <w:right w:val="single" w:sz="6" w:space="0" w:color="DFE2E5"/>
-            </w:tcBorders>
-            <w:shd w:val="clear" w:color="auto" w:fill="F6F8FA"/>
-            <w:vAlign w:val="center"/>
-          </w:tcPr>
-          <w:p>
-            <w:pPr>
-              <w:ind w:left="3"/>
-            </w:pPr>
-            <w:r>
-              <w:rPr>
-                <w:rFonts w:ascii="微软雅黑" w:eastAsia="微软雅黑" w:hAnsi="微软雅黑" w:cs="微软雅黑"/>
-                <w:sz w:val="19"/>
-              </w:rPr>
-              <w:t>Token-Attn(</w:t>
-            </w:r>
-            <w:r>
-              <w:rPr>
-                <w:rFonts w:ascii="微软雅黑" w:eastAsia="微软雅黑" w:hAnsi="微软雅黑" w:cs="微软雅黑"/>
-                <w:b/>
-                <w:sz w:val="19"/>
-              </w:rPr>
-              <w:t>单</w:t>
-            </w:r>
-            <w:r>
-              <w:rPr>
-                <w:rFonts w:ascii="微软雅黑" w:eastAsia="微软雅黑" w:hAnsi="微软雅黑" w:cs="微软雅黑"/>
-                <w:sz w:val="19"/>
-              </w:rPr>
-              <w:t xml:space="preserve"> seed </w:t>
-            </w:r>
-            <w:r>
-              <w:rPr>
-                <w:rFonts w:ascii="微软雅黑" w:eastAsia="微软雅黑" w:hAnsi="微软雅黑" w:cs="微软雅黑"/>
-                <w:b/>
-                <w:sz w:val="19"/>
-              </w:rPr>
-              <w:t>均值±std</w:t>
-            </w:r>
-            <w:r>
-              <w:rPr>
-                <w:rFonts w:ascii="微软雅黑" w:eastAsia="微软雅黑" w:hAnsi="微软雅黑" w:cs="微软雅黑"/>
-                <w:sz w:val="19"/>
-              </w:rPr>
-              <w:t xml:space="preserve">, 7 </w:t>
-            </w:r>
-            <w:r>
-              <w:rPr>
-                <w:rFonts w:ascii="微软雅黑" w:eastAsia="微软雅黑" w:hAnsi="微软雅黑" w:cs="微软雅黑"/>
-                <w:b/>
-                <w:sz w:val="19"/>
-              </w:rPr>
-              <w:t>次</w:t>
-            </w:r>
-            <w:r>
-              <w:rPr>
-                <w:rFonts w:ascii="微软雅黑" w:eastAsia="微软雅黑" w:hAnsi="微软雅黑" w:cs="微软雅黑"/>
-                <w:sz w:val="19"/>
-              </w:rPr>
-              <w:t>)</w:t>
-            </w:r>
-          </w:p>
-        </w:tc>
-        <w:tc>
-          <w:tcPr>
-            <w:tcW w:w="1474" w:type="dxa"/>
-            <w:tcBorders>
-              <w:top w:val="single" w:sz="6" w:space="0" w:color="DFE2E5"/>
-              <w:left w:val="single" w:sz="6" w:space="0" w:color="DFE2E5"/>
-              <w:bottom w:val="single" w:sz="6" w:space="0" w:color="DFE2E5"/>
-              <w:right w:val="single" w:sz="6" w:space="0" w:color="DFE2E5"/>
-            </w:tcBorders>
-            <w:shd w:val="clear" w:color="auto" w:fill="F6F8FA"/>
-            <w:vAlign w:val="center"/>
-          </w:tcPr>
-          <w:p>
-            <w:pPr>
-              <w:ind w:left="7"/>
-            </w:pPr>
-            <w:r>
-              <w:rPr>
-                <w:rFonts w:ascii="微软雅黑" w:eastAsia="微软雅黑" w:hAnsi="微软雅黑" w:cs="微软雅黑"/>
-                <w:color w:val="24282E"/>
-                <w:sz w:val="19"/>
-              </w:rPr>
+        <w:tc>
+          <w:tcPr>
+            <w:tcW w:type="dxa" w:w="3547"/>
+          </w:tcPr>
+          <w:p>
+            <w:r>
+              <w:t>iTransformer(通道注意力融合)</w:t>
+            </w:r>
+          </w:p>
+        </w:tc>
+        <w:tc>
+          <w:tcPr>
+            <w:tcW w:type="dxa" w:w="1474"/>
+          </w:tcPr>
+          <w:p>
+            <w:r>
               <w:t>6 通道+62 维</w:t>
             </w:r>
           </w:p>
         </w:tc>
         <w:tc>
           <w:tcPr>
-            <w:tcW w:w="1057" w:type="dxa"/>
-            <w:tcBorders>
-              <w:top w:val="single" w:sz="6" w:space="0" w:color="DFE2E5"/>
-              <w:left w:val="single" w:sz="6" w:space="0" w:color="DFE2E5"/>
-              <w:bottom w:val="single" w:sz="6" w:space="0" w:color="DFE2E5"/>
-              <w:right w:val="single" w:sz="6" w:space="0" w:color="DFE2E5"/>
-            </w:tcBorders>
-            <w:shd w:val="clear" w:color="auto" w:fill="F6F8FA"/>
-            <w:vAlign w:val="center"/>
-          </w:tcPr>
-          <w:p>
-            <w:r>
-              <w:rPr>
-                <w:rFonts w:ascii="微软雅黑" w:eastAsia="微软雅黑" w:hAnsi="微软雅黑" w:cs="微软雅黑"/>
-                <w:color w:val="24282E"/>
-                <w:sz w:val="19"/>
-              </w:rPr>
-              <w:t>—</w:t>
-            </w:r>
-          </w:p>
-        </w:tc>
-        <w:tc>
-          <w:tcPr>
-            <w:tcW w:w="1177" w:type="dxa"/>
-            <w:tcBorders>
-              <w:top w:val="single" w:sz="6" w:space="0" w:color="DFE2E5"/>
-              <w:left w:val="single" w:sz="6" w:space="0" w:color="DFE2E5"/>
-              <w:bottom w:val="single" w:sz="6" w:space="0" w:color="DFE2E5"/>
-              <w:right w:val="single" w:sz="6" w:space="0" w:color="DFE2E5"/>
-            </w:tcBorders>
-            <w:shd w:val="clear" w:color="auto" w:fill="F6F8FA"/>
-            <w:vAlign w:val="center"/>
-          </w:tcPr>
-          <w:p>
-            <w:pPr>
-              <w:ind w:left="3"/>
-            </w:pPr>
-            <w:r>
-              <w:rPr>
-                <w:rFonts w:ascii="微软雅黑" w:eastAsia="微软雅黑" w:hAnsi="微软雅黑" w:cs="微软雅黑"/>
-                <w:color w:val="24282E"/>
-                <w:sz w:val="19"/>
-              </w:rPr>
-              <w:t>—</w:t>
-            </w:r>
-          </w:p>
-        </w:tc>
-        <w:tc>
-          <w:tcPr>
-            <w:tcW w:w="849" w:type="dxa"/>
-            <w:tcBorders>
-              <w:top w:val="single" w:sz="6" w:space="0" w:color="DFE2E5"/>
-              <w:left w:val="single" w:sz="6" w:space="0" w:color="DFE2E5"/>
-              <w:bottom w:val="single" w:sz="6" w:space="0" w:color="DFE2E5"/>
-              <w:right w:val="single" w:sz="6" w:space="0" w:color="DFE2E5"/>
-            </w:tcBorders>
-            <w:shd w:val="clear" w:color="auto" w:fill="F6F8FA"/>
-            <w:vAlign w:val="center"/>
-          </w:tcPr>
-          <w:p>
-            <w:pPr>
-              <w:ind w:left="6"/>
-            </w:pPr>
-            <w:r>
-              <w:rPr>
-                <w:rFonts w:ascii="微软雅黑" w:eastAsia="微软雅黑" w:hAnsi="微软雅黑" w:cs="微软雅黑"/>
-                <w:color w:val="24282E"/>
-                <w:sz w:val="19"/>
-              </w:rPr>
-              <w:t>—</w:t>
-            </w:r>
-          </w:p>
-        </w:tc>
-        <w:tc>
-          <w:tcPr>
-            <w:tcW w:w="865" w:type="dxa"/>
-            <w:tcBorders>
-              <w:top w:val="single" w:sz="6" w:space="0" w:color="DFE2E5"/>
-              <w:left w:val="single" w:sz="6" w:space="0" w:color="DFE2E5"/>
-              <w:bottom w:val="single" w:sz="6" w:space="0" w:color="DFE2E5"/>
-              <w:right w:val="single" w:sz="6" w:space="0" w:color="DFE2E5"/>
-            </w:tcBorders>
-            <w:shd w:val="clear" w:color="auto" w:fill="F6F8FA"/>
-            <w:vAlign w:val="center"/>
-          </w:tcPr>
-          <w:p>
-            <w:pPr>
-              <w:ind w:left="2"/>
-            </w:pPr>
-            <w:r>
-              <w:rPr>
-                <w:rFonts w:ascii="微软雅黑" w:eastAsia="微软雅黑" w:hAnsi="微软雅黑" w:cs="微软雅黑"/>
-                <w:color w:val="24282E"/>
-                <w:sz w:val="19"/>
-              </w:rPr>
-              <w:t>—</w:t>
-            </w:r>
-          </w:p>
-        </w:tc>
-        <w:tc>
-          <w:tcPr>
-            <w:tcW w:w="1458" w:type="dxa"/>
-            <w:tcBorders>
-              <w:top w:val="single" w:sz="6" w:space="0" w:color="DFE2E5"/>
-              <w:left w:val="single" w:sz="6" w:space="0" w:color="DFE2E5"/>
-              <w:bottom w:val="single" w:sz="6" w:space="0" w:color="DFE2E5"/>
-              <w:right w:val="single" w:sz="6" w:space="0" w:color="DFE2E5"/>
-            </w:tcBorders>
-            <w:shd w:val="clear" w:color="auto" w:fill="F6F8FA"/>
-            <w:vAlign w:val="center"/>
-          </w:tcPr>
-          <w:p>
-            <w:pPr>
-              <w:ind w:left="1"/>
-            </w:pPr>
-            <w:r>
-              <w:rPr>
-                <w:rFonts w:ascii="微软雅黑" w:eastAsia="微软雅黑" w:hAnsi="微软雅黑" w:cs="微软雅黑"/>
-                <w:color w:val="24282E"/>
-                <w:sz w:val="19"/>
-              </w:rPr>
-              <w:t>0.874±0.033</w:t>
+            <w:tcW w:type="dxa" w:w="1057"/>
+          </w:tcPr>
+          <w:p>
+            <w:r>
+              <w:t>46.51%</w:t>
+            </w:r>
+          </w:p>
+        </w:tc>
+        <w:tc>
+          <w:tcPr>
+            <w:tcW w:type="dxa" w:w="1177"/>
+          </w:tcPr>
+          <w:p>
+            <w:r>
+              <w:t>66.67%</w:t>
+            </w:r>
+          </w:p>
+        </w:tc>
+        <w:tc>
+          <w:tcPr>
+            <w:tcW w:type="dxa" w:w="849"/>
+          </w:tcPr>
+          <w:p>
+            <w:r>
+              <w:t>0.548</w:t>
+            </w:r>
+          </w:p>
+        </w:tc>
+        <w:tc>
+          <w:tcPr>
+            <w:tcW w:type="dxa" w:w="865"/>
+          </w:tcPr>
+          <w:p>
+            <w:r>
+              <w:t>0.932</w:t>
+            </w:r>
+          </w:p>
+        </w:tc>
+        <w:tc>
+          <w:tcPr>
+            <w:tcW w:type="dxa" w:w="1458"/>
+          </w:tcPr>
+          <w:p>
+            <w:r>
+              <w:t>0.595</w:t>
             </w:r>
           </w:p>
         </w:tc>
       </w:tr>
       <w:tr>
-        <w:trPr>
-          <w:trHeight w:val="448"/>
-        </w:trPr>
-        <w:tc>
-          <w:tcPr>
-            <w:tcW w:w="3548" w:type="dxa"/>
-            <w:tcBorders>
-              <w:top w:val="single" w:sz="6" w:space="0" w:color="DFE2E5"/>
-              <w:left w:val="single" w:sz="6" w:space="0" w:color="DFE2E5"/>
-              <w:bottom w:val="single" w:sz="6" w:space="0" w:color="DFE2E5"/>
-              <w:right w:val="single" w:sz="6" w:space="0" w:color="DFE2E5"/>
-            </w:tcBorders>
-            <w:shd w:val="clear" w:color="auto" w:fill="FFFFFF"/>
-            <w:vAlign w:val="center"/>
-          </w:tcPr>
-          <w:p>
-            <w:pPr>
-              <w:ind w:left="3"/>
-            </w:pPr>
-            <w:r>
-              <w:rPr>
-                <w:rFonts w:ascii="微软雅黑" w:eastAsia="微软雅黑" w:hAnsi="微软雅黑" w:cs="微软雅黑"/>
-                <w:sz w:val="19"/>
-              </w:rPr>
-              <w:t xml:space="preserve">Token-Attn(7-seed </w:t>
-            </w:r>
-            <w:r>
-              <w:rPr>
-                <w:rFonts w:ascii="微软雅黑" w:eastAsia="微软雅黑" w:hAnsi="微软雅黑" w:cs="微软雅黑"/>
-                <w:b/>
-                <w:sz w:val="19"/>
-              </w:rPr>
-              <w:t>概率集成</w:t>
-            </w:r>
-            <w:r>
-              <w:rPr>
-                <w:rFonts w:ascii="微软雅黑" w:eastAsia="微软雅黑" w:hAnsi="微软雅黑" w:cs="微软雅黑"/>
-                <w:sz w:val="19"/>
-              </w:rPr>
-              <w:t>)</w:t>
-            </w:r>
-          </w:p>
-        </w:tc>
-        <w:tc>
-          <w:tcPr>
-            <w:tcW w:w="1474" w:type="dxa"/>
-            <w:tcBorders>
-              <w:top w:val="single" w:sz="6" w:space="0" w:color="DFE2E5"/>
-              <w:left w:val="single" w:sz="6" w:space="0" w:color="DFE2E5"/>
-              <w:bottom w:val="single" w:sz="6" w:space="0" w:color="DFE2E5"/>
-              <w:right w:val="single" w:sz="6" w:space="0" w:color="DFE2E5"/>
-            </w:tcBorders>
-            <w:shd w:val="clear" w:color="auto" w:fill="FFFFFF"/>
-            <w:vAlign w:val="center"/>
-          </w:tcPr>
-          <w:p>
-            <w:pPr>
-              <w:ind w:left="7"/>
-            </w:pPr>
-            <w:r>
-              <w:rPr>
-                <w:rFonts w:ascii="微软雅黑" w:eastAsia="微软雅黑" w:hAnsi="微软雅黑" w:cs="微软雅黑"/>
-                <w:color w:val="24282E"/>
-                <w:sz w:val="19"/>
-              </w:rPr>
+        <w:tc>
+          <w:tcPr>
+            <w:tcW w:type="dxa" w:w="3547"/>
+          </w:tcPr>
+          <w:p>
+            <w:r>
+              <w:t>FT-Transformer(特征注意力融合)</w:t>
+            </w:r>
+          </w:p>
+        </w:tc>
+        <w:tc>
+          <w:tcPr>
+            <w:tcW w:type="dxa" w:w="1474"/>
+          </w:tcPr>
+          <w:p>
+            <w:r>
               <w:t>6 通道+62 维</w:t>
             </w:r>
           </w:p>
         </w:tc>
         <w:tc>
           <w:tcPr>
-            <w:tcW w:w="1057" w:type="dxa"/>
-            <w:tcBorders>
-              <w:top w:val="single" w:sz="6" w:space="0" w:color="DFE2E5"/>
-              <w:left w:val="single" w:sz="6" w:space="0" w:color="DFE2E5"/>
-              <w:bottom w:val="single" w:sz="6" w:space="0" w:color="DFE2E5"/>
-              <w:right w:val="single" w:sz="6" w:space="0" w:color="DFE2E5"/>
-            </w:tcBorders>
-            <w:shd w:val="clear" w:color="auto" w:fill="FFFFFF"/>
-            <w:vAlign w:val="center"/>
-          </w:tcPr>
-          <w:p>
-            <w:r>
-              <w:rPr>
-                <w:rFonts w:ascii="微软雅黑" w:eastAsia="微软雅黑" w:hAnsi="微软雅黑" w:cs="微软雅黑"/>
-                <w:sz w:val="19"/>
-              </w:rPr>
-              <w:t>68.99%</w:t>
-            </w:r>
-          </w:p>
-        </w:tc>
-        <w:tc>
-          <w:tcPr>
-            <w:tcW w:w="1177" w:type="dxa"/>
-            <w:tcBorders>
-              <w:top w:val="single" w:sz="6" w:space="0" w:color="DFE2E5"/>
-              <w:left w:val="single" w:sz="6" w:space="0" w:color="DFE2E5"/>
-              <w:bottom w:val="single" w:sz="6" w:space="0" w:color="DFE2E5"/>
-              <w:right w:val="single" w:sz="6" w:space="0" w:color="DFE2E5"/>
-            </w:tcBorders>
-            <w:shd w:val="clear" w:color="auto" w:fill="FFFFFF"/>
-            <w:vAlign w:val="center"/>
-          </w:tcPr>
-          <w:p>
-            <w:pPr>
-              <w:ind w:left="3"/>
-            </w:pPr>
-            <w:r>
-              <w:rPr>
-                <w:rFonts w:ascii="微软雅黑" w:eastAsia="微软雅黑" w:hAnsi="微软雅黑" w:cs="微软雅黑"/>
-                <w:sz w:val="19"/>
-              </w:rPr>
-              <w:t>93.68%</w:t>
-            </w:r>
-          </w:p>
-        </w:tc>
-        <w:tc>
-          <w:tcPr>
-            <w:tcW w:w="849" w:type="dxa"/>
-            <w:tcBorders>
-              <w:top w:val="single" w:sz="6" w:space="0" w:color="DFE2E5"/>
-              <w:left w:val="single" w:sz="6" w:space="0" w:color="DFE2E5"/>
-              <w:bottom w:val="single" w:sz="6" w:space="0" w:color="DFE2E5"/>
-              <w:right w:val="single" w:sz="6" w:space="0" w:color="DFE2E5"/>
-            </w:tcBorders>
-            <w:shd w:val="clear" w:color="auto" w:fill="FFFFFF"/>
-            <w:vAlign w:val="center"/>
-          </w:tcPr>
-          <w:p>
-            <w:pPr>
-              <w:ind w:left="6"/>
-            </w:pPr>
-            <w:r>
-              <w:rPr>
-                <w:rFonts w:ascii="微软雅黑" w:eastAsia="微软雅黑" w:hAnsi="微软雅黑" w:cs="微软雅黑"/>
-                <w:sz w:val="19"/>
-              </w:rPr>
-              <w:t>0.795</w:t>
-            </w:r>
-          </w:p>
-        </w:tc>
-        <w:tc>
-          <w:tcPr>
-            <w:tcW w:w="865" w:type="dxa"/>
-            <w:tcBorders>
-              <w:top w:val="single" w:sz="6" w:space="0" w:color="DFE2E5"/>
-              <w:left w:val="single" w:sz="6" w:space="0" w:color="DFE2E5"/>
-              <w:bottom w:val="single" w:sz="6" w:space="0" w:color="DFE2E5"/>
-              <w:right w:val="single" w:sz="6" w:space="0" w:color="DFE2E5"/>
-            </w:tcBorders>
-            <w:shd w:val="clear" w:color="auto" w:fill="FFFFFF"/>
-            <w:vAlign w:val="center"/>
-          </w:tcPr>
-          <w:p>
-            <w:pPr>
-              <w:ind w:left="2"/>
-            </w:pPr>
-            <w:r>
-              <w:rPr>
-                <w:rFonts w:ascii="微软雅黑" w:eastAsia="微软雅黑" w:hAnsi="微软雅黑" w:cs="微软雅黑"/>
-                <w:sz w:val="19"/>
-              </w:rPr>
-              <w:t>0.990</w:t>
-            </w:r>
-          </w:p>
-        </w:tc>
-        <w:tc>
-          <w:tcPr>
-            <w:tcW w:w="1458" w:type="dxa"/>
-            <w:tcBorders>
-              <w:top w:val="single" w:sz="6" w:space="0" w:color="DFE2E5"/>
-              <w:left w:val="single" w:sz="6" w:space="0" w:color="DFE2E5"/>
-              <w:bottom w:val="single" w:sz="6" w:space="0" w:color="DFE2E5"/>
-              <w:right w:val="single" w:sz="6" w:space="0" w:color="DFE2E5"/>
-            </w:tcBorders>
-            <w:shd w:val="clear" w:color="auto" w:fill="FFFFFF"/>
-            <w:vAlign w:val="center"/>
-          </w:tcPr>
-          <w:p>
-            <w:pPr>
-              <w:ind w:left="1"/>
-            </w:pPr>
-            <w:r>
-              <w:rPr>
-                <w:rFonts w:ascii="微软雅黑" w:eastAsia="微软雅黑" w:hAnsi="微软雅黑" w:cs="微软雅黑"/>
-                <w:sz w:val="19"/>
-              </w:rPr>
-              <w:t>0.918</w:t>
+            <w:tcW w:type="dxa" w:w="1057"/>
+          </w:tcPr>
+          <w:p>
+            <w:r>
+              <w:t>57.36%</w:t>
+            </w:r>
+          </w:p>
+        </w:tc>
+        <w:tc>
+          <w:tcPr>
+            <w:tcW w:type="dxa" w:w="1177"/>
+          </w:tcPr>
+          <w:p>
+            <w:r>
+              <w:t>63.79%</w:t>
+            </w:r>
+          </w:p>
+        </w:tc>
+        <w:tc>
+          <w:tcPr>
+            <w:tcW w:type="dxa" w:w="849"/>
+          </w:tcPr>
+          <w:p>
+            <w:r>
+              <w:t>0.604</w:t>
+            </w:r>
+          </w:p>
+        </w:tc>
+        <w:tc>
+          <w:tcPr>
+            <w:tcW w:type="dxa" w:w="865"/>
+          </w:tcPr>
+          <w:p>
+            <w:r>
+              <w:t>0.950</w:t>
+            </w:r>
+          </w:p>
+        </w:tc>
+        <w:tc>
+          <w:tcPr>
+            <w:tcW w:type="dxa" w:w="1458"/>
+          </w:tcPr>
+          <w:p>
+            <w:r>
+              <w:t>0.624</w:t>
             </w:r>
           </w:p>
         </w:tc>
       </w:tr>
       <w:tr>
-        <w:trPr>
-          <w:trHeight w:val="448"/>
-        </w:trPr>
-        <w:tc>
-          <w:tcPr>
-            <w:tcW w:w="3548" w:type="dxa"/>
-            <w:tcBorders>
-              <w:top w:val="single" w:sz="6" w:space="0" w:color="DFE2E5"/>
-              <w:left w:val="single" w:sz="6" w:space="0" w:color="DFE2E5"/>
-              <w:bottom w:val="single" w:sz="6" w:space="0" w:color="DFE2E5"/>
-              <w:right w:val="single" w:sz="6" w:space="0" w:color="DFE2E5"/>
-            </w:tcBorders>
-            <w:shd w:val="clear" w:color="auto" w:fill="F6F8FA"/>
-            <w:vAlign w:val="center"/>
-          </w:tcPr>
-          <w:p>
-            <w:pPr>
-              <w:ind w:left="3"/>
-            </w:pPr>
-            <w:r>
-              <w:rPr>
-                <w:rFonts w:ascii="微软雅黑" w:eastAsia="微软雅黑" w:hAnsi="微软雅黑" w:cs="微软雅黑"/>
-                <w:color w:val="24282E"/>
-                <w:sz w:val="19"/>
-              </w:rPr>
-              <w:t>站点⾃适应 Hyper-Network [3]</w:t>
-            </w:r>
-          </w:p>
-        </w:tc>
-        <w:tc>
-          <w:tcPr>
-            <w:tcW w:w="1474" w:type="dxa"/>
-            <w:tcBorders>
-              <w:top w:val="single" w:sz="6" w:space="0" w:color="DFE2E5"/>
-              <w:left w:val="single" w:sz="6" w:space="0" w:color="DFE2E5"/>
-              <w:bottom w:val="single" w:sz="6" w:space="0" w:color="DFE2E5"/>
-              <w:right w:val="single" w:sz="6" w:space="0" w:color="DFE2E5"/>
-            </w:tcBorders>
-            <w:shd w:val="clear" w:color="auto" w:fill="F6F8FA"/>
-            <w:vAlign w:val="center"/>
-          </w:tcPr>
-          <w:p>
-            <w:pPr>
-              <w:ind w:left="7"/>
-            </w:pPr>
-            <w:r>
-              <w:rPr>
-                <w:rFonts w:ascii="微软雅黑" w:eastAsia="微软雅黑" w:hAnsi="微软雅黑" w:cs="微软雅黑"/>
-                <w:color w:val="24282E"/>
-                <w:sz w:val="19"/>
-              </w:rPr>
+        <w:tc>
+          <w:tcPr>
+            <w:tcW w:type="dxa" w:w="3547"/>
+          </w:tcPr>
+          <w:p>
+            <w:r>
+              <w:t>PatchTST(patch注意力融合)</w:t>
+            </w:r>
+          </w:p>
+        </w:tc>
+        <w:tc>
+          <w:tcPr>
+            <w:tcW w:type="dxa" w:w="1474"/>
+          </w:tcPr>
+          <w:p>
+            <w:r>
+              <w:t>6 通道+62 维</w:t>
+            </w:r>
+          </w:p>
+        </w:tc>
+        <w:tc>
+          <w:tcPr>
+            <w:tcW w:type="dxa" w:w="1057"/>
+          </w:tcPr>
+          <w:p>
+            <w:r>
+              <w:t>61.24%</w:t>
+            </w:r>
+          </w:p>
+        </w:tc>
+        <w:tc>
+          <w:tcPr>
+            <w:tcW w:type="dxa" w:w="1177"/>
+          </w:tcPr>
+          <w:p>
+            <w:r>
+              <w:t>71.17%</w:t>
+            </w:r>
+          </w:p>
+        </w:tc>
+        <w:tc>
+          <w:tcPr>
+            <w:tcW w:type="dxa" w:w="849"/>
+          </w:tcPr>
+          <w:p>
+            <w:r>
+              <w:t>0.658</w:t>
+            </w:r>
+          </w:p>
+        </w:tc>
+        <w:tc>
+          <w:tcPr>
+            <w:tcW w:type="dxa" w:w="865"/>
+          </w:tcPr>
+          <w:p>
+            <w:r>
+              <w:t>0.957</w:t>
+            </w:r>
+          </w:p>
+        </w:tc>
+        <w:tc>
+          <w:tcPr>
+            <w:tcW w:type="dxa" w:w="1458"/>
+          </w:tcPr>
+          <w:p>
+            <w:r>
+              <w:t>0.679</w:t>
+            </w:r>
+          </w:p>
+        </w:tc>
+      </w:tr>
+      <w:tr>
+        <w:tc>
+          <w:tcPr>
+            <w:tcW w:type="dxa" w:w="3547"/>
+          </w:tcPr>
+          <w:p>
+            <w:r>
+              <w:t>LightGBM</w:t>
+            </w:r>
+          </w:p>
+        </w:tc>
+        <w:tc>
+          <w:tcPr>
+            <w:tcW w:type="dxa" w:w="1474"/>
+          </w:tcPr>
+          <w:p>
+            <w:r>
+              <w:t>62 维</w:t>
+            </w:r>
+          </w:p>
+        </w:tc>
+        <w:tc>
+          <w:tcPr>
+            <w:tcW w:type="dxa" w:w="1057"/>
+          </w:tcPr>
+          <w:p>
+            <w:r>
+              <w:t>31.78%</w:t>
+            </w:r>
+          </w:p>
+        </w:tc>
+        <w:tc>
+          <w:tcPr>
+            <w:tcW w:type="dxa" w:w="1177"/>
+          </w:tcPr>
+          <w:p>
+            <w:r>
+              <w:t>97.62%</w:t>
+            </w:r>
+          </w:p>
+        </w:tc>
+        <w:tc>
+          <w:tcPr>
+            <w:tcW w:type="dxa" w:w="849"/>
+          </w:tcPr>
+          <w:p>
+            <w:r>
+              <w:t>0.480</w:t>
+            </w:r>
+          </w:p>
+        </w:tc>
+        <w:tc>
+          <w:tcPr>
+            <w:tcW w:type="dxa" w:w="865"/>
+          </w:tcPr>
+          <w:p>
+            <w:r>
+              <w:t>0.987</w:t>
+            </w:r>
+          </w:p>
+        </w:tc>
+        <w:tc>
+          <w:tcPr>
+            <w:tcW w:type="dxa" w:w="1458"/>
+          </w:tcPr>
+          <w:p>
+            <w:r>
+              <w:t>0.868</w:t>
+            </w:r>
+          </w:p>
+        </w:tc>
+      </w:tr>
+      <w:tr>
+        <w:tc>
+          <w:tcPr>
+            <w:tcW w:type="dxa" w:w="3547"/>
+          </w:tcPr>
+          <w:p>
+            <w:r>
+              <w:t>XGBoost</w:t>
+            </w:r>
+          </w:p>
+        </w:tc>
+        <w:tc>
+          <w:tcPr>
+            <w:tcW w:type="dxa" w:w="1474"/>
+          </w:tcPr>
+          <w:p>
+            <w:r>
+              <w:t>62 维</w:t>
+            </w:r>
+          </w:p>
+        </w:tc>
+        <w:tc>
+          <w:tcPr>
+            <w:tcW w:type="dxa" w:w="1057"/>
+          </w:tcPr>
+          <w:p>
+            <w:r>
+              <w:t>32.56%</w:t>
+            </w:r>
+          </w:p>
+        </w:tc>
+        <w:tc>
+          <w:tcPr>
+            <w:tcW w:type="dxa" w:w="1177"/>
+          </w:tcPr>
+          <w:p>
+            <w:r>
+              <w:t>95.45%</w:t>
+            </w:r>
+          </w:p>
+        </w:tc>
+        <w:tc>
+          <w:tcPr>
+            <w:tcW w:type="dxa" w:w="849"/>
+          </w:tcPr>
+          <w:p>
+            <w:r>
+              <w:t>0.486</w:t>
+            </w:r>
+          </w:p>
+        </w:tc>
+        <w:tc>
+          <w:tcPr>
+            <w:tcW w:type="dxa" w:w="865"/>
+          </w:tcPr>
+          <w:p>
+            <w:r>
+              <w:t>0.991</w:t>
+            </w:r>
+          </w:p>
+        </w:tc>
+        <w:tc>
+          <w:tcPr>
+            <w:tcW w:type="dxa" w:w="1458"/>
+          </w:tcPr>
+          <w:p>
+            <w:r>
+              <w:t>0.887</w:t>
+            </w:r>
+          </w:p>
+        </w:tc>
+      </w:tr>
+      <w:tr>
+        <w:tc>
+          <w:tcPr>
+            <w:tcW w:type="dxa" w:w="3547"/>
+          </w:tcPr>
+          <w:p>
+            <w:r>
+              <w:t>Token-Attn(单seed均值±std,7次)</w:t>
+            </w:r>
+          </w:p>
+        </w:tc>
+        <w:tc>
+          <w:tcPr>
+            <w:tcW w:type="dxa" w:w="1474"/>
+          </w:tcPr>
+          <w:p>
+            <w:r>
+              <w:t>6 通道+62 维</w:t>
+            </w:r>
+          </w:p>
+        </w:tc>
+        <w:tc>
+          <w:tcPr>
+            <w:tcW w:type="dxa" w:w="1057"/>
+          </w:tcPr>
+          <w:p>
+            <w:r>
+              <w:t>—</w:t>
+            </w:r>
+          </w:p>
+        </w:tc>
+        <w:tc>
+          <w:tcPr>
+            <w:tcW w:type="dxa" w:w="1177"/>
+          </w:tcPr>
+          <w:p>
+            <w:r>
+              <w:t>—</w:t>
+            </w:r>
+          </w:p>
+        </w:tc>
+        <w:tc>
+          <w:tcPr>
+            <w:tcW w:type="dxa" w:w="849"/>
+          </w:tcPr>
+          <w:p>
+            <w:r>
+              <w:t>—</w:t>
+            </w:r>
+          </w:p>
+        </w:tc>
+        <w:tc>
+          <w:tcPr>
+            <w:tcW w:type="dxa" w:w="865"/>
+          </w:tcPr>
+          <w:p>
+            <w:r>
+              <w:t>—</w:t>
+            </w:r>
+          </w:p>
+        </w:tc>
+        <w:tc>
+          <w:tcPr>
+            <w:tcW w:type="dxa" w:w="1458"/>
+          </w:tcPr>
+          <w:p>
+            <w:r>
+              <w:t>0.874±0.033</w:t>
+            </w:r>
+          </w:p>
+        </w:tc>
+      </w:tr>
+      <w:tr>
+        <w:tc>
+          <w:tcPr>
+            <w:tcW w:type="dxa" w:w="3547"/>
+          </w:tcPr>
+          <w:p>
+            <w:r>
+              <w:t>Token-Attn(7-seed概率集成)</w:t>
+            </w:r>
+          </w:p>
+        </w:tc>
+        <w:tc>
+          <w:tcPr>
+            <w:tcW w:type="dxa" w:w="1474"/>
+          </w:tcPr>
+          <w:p>
+            <w:r>
+              <w:t>6 通道+62 维</w:t>
+            </w:r>
+          </w:p>
+        </w:tc>
+        <w:tc>
+          <w:tcPr>
+            <w:tcW w:type="dxa" w:w="1057"/>
+          </w:tcPr>
+          <w:p>
+            <w:r>
+              <w:t>68.99%</w:t>
+            </w:r>
+          </w:p>
+        </w:tc>
+        <w:tc>
+          <w:tcPr>
+            <w:tcW w:type="dxa" w:w="1177"/>
+          </w:tcPr>
+          <w:p>
+            <w:r>
+              <w:t>93.68%</w:t>
+            </w:r>
+          </w:p>
+        </w:tc>
+        <w:tc>
+          <w:tcPr>
+            <w:tcW w:type="dxa" w:w="849"/>
+          </w:tcPr>
+          <w:p>
+            <w:r>
+              <w:t>0.795</w:t>
+            </w:r>
+          </w:p>
+        </w:tc>
+        <w:tc>
+          <w:tcPr>
+            <w:tcW w:type="dxa" w:w="865"/>
+          </w:tcPr>
+          <w:p>
+            <w:r>
+              <w:t>0.990</w:t>
+            </w:r>
+          </w:p>
+        </w:tc>
+        <w:tc>
+          <w:tcPr>
+            <w:tcW w:type="dxa" w:w="1458"/>
+          </w:tcPr>
+          <w:p>
+            <w:r>
+              <w:t>0.918</w:t>
+            </w:r>
+          </w:p>
+        </w:tc>
+      </w:tr>
+      <w:tr>
+        <w:tc>
+          <w:tcPr>
+            <w:tcW w:type="dxa" w:w="3547"/>
+          </w:tcPr>
+          <w:p>
+            <w:r>
+              <w:t>站点自适应 Hyper-Network [3]</w:t>
+            </w:r>
+          </w:p>
+        </w:tc>
+        <w:tc>
+          <w:tcPr>
+            <w:tcW w:type="dxa" w:w="1474"/>
+          </w:tcPr>
+          <w:p>
+            <w:r>
               <w:t>-</w:t>
             </w:r>
           </w:p>
         </w:tc>
         <w:tc>
           <w:tcPr>
-            <w:tcW w:w="1057" w:type="dxa"/>
-            <w:tcBorders>
-              <w:top w:val="single" w:sz="6" w:space="0" w:color="DFE2E5"/>
-              <w:left w:val="single" w:sz="6" w:space="0" w:color="DFE2E5"/>
-              <w:bottom w:val="single" w:sz="6" w:space="0" w:color="DFE2E5"/>
-              <w:right w:val="single" w:sz="6" w:space="0" w:color="DFE2E5"/>
-            </w:tcBorders>
-            <w:shd w:val="clear" w:color="auto" w:fill="F6F8FA"/>
-            <w:vAlign w:val="center"/>
-          </w:tcPr>
-          <w:p>
-            <w:r>
-              <w:rPr>
-                <w:rFonts w:ascii="微软雅黑" w:eastAsia="微软雅黑" w:hAnsi="微软雅黑" w:cs="微软雅黑"/>
-                <w:color w:val="24282E"/>
-                <w:sz w:val="19"/>
-              </w:rPr>
+            <w:tcW w:type="dxa" w:w="1057"/>
+          </w:tcPr>
+          <w:p>
+            <w:r>
               <w:t>73.56%</w:t>
             </w:r>
           </w:p>
         </w:tc>
         <w:tc>
           <w:tcPr>
-            <w:tcW w:w="1177" w:type="dxa"/>
-            <w:tcBorders>
-              <w:top w:val="single" w:sz="6" w:space="0" w:color="DFE2E5"/>
-              <w:left w:val="single" w:sz="6" w:space="0" w:color="DFE2E5"/>
-              <w:bottom w:val="single" w:sz="6" w:space="0" w:color="DFE2E5"/>
-              <w:right w:val="single" w:sz="6" w:space="0" w:color="DFE2E5"/>
-            </w:tcBorders>
-            <w:shd w:val="clear" w:color="auto" w:fill="F6F8FA"/>
-            <w:vAlign w:val="center"/>
-          </w:tcPr>
-          <w:p>
-            <w:pPr>
-              <w:ind w:left="3"/>
-            </w:pPr>
-            <w:r>
-              <w:rPr>
-                <w:rFonts w:ascii="微软雅黑" w:eastAsia="微软雅黑" w:hAnsi="微软雅黑" w:cs="微软雅黑"/>
-                <w:color w:val="24282E"/>
-                <w:sz w:val="19"/>
-              </w:rPr>
+            <w:tcW w:type="dxa" w:w="1177"/>
+          </w:tcPr>
+          <w:p>
+            <w:r>
               <w:t>-</w:t>
             </w:r>
           </w:p>
         </w:tc>
         <w:tc>
           <w:tcPr>
-            <w:tcW w:w="849" w:type="dxa"/>
-            <w:tcBorders>
-              <w:top w:val="single" w:sz="6" w:space="0" w:color="DFE2E5"/>
-              <w:left w:val="single" w:sz="6" w:space="0" w:color="DFE2E5"/>
-              <w:bottom w:val="single" w:sz="6" w:space="0" w:color="DFE2E5"/>
-              <w:right w:val="single" w:sz="6" w:space="0" w:color="DFE2E5"/>
-            </w:tcBorders>
-            <w:shd w:val="clear" w:color="auto" w:fill="F6F8FA"/>
-            <w:vAlign w:val="center"/>
-          </w:tcPr>
-          <w:p>
-            <w:pPr>
-              <w:ind w:left="6"/>
-            </w:pPr>
-            <w:r>
-              <w:rPr>
-                <w:rFonts w:ascii="微软雅黑" w:eastAsia="微软雅黑" w:hAnsi="微软雅黑" w:cs="微软雅黑"/>
-                <w:color w:val="24282E"/>
-                <w:sz w:val="19"/>
-              </w:rPr>
+            <w:tcW w:type="dxa" w:w="849"/>
+          </w:tcPr>
+          <w:p>
+            <w:r>
               <w:t>0.578</w:t>
             </w:r>
           </w:p>
         </w:tc>
         <w:tc>
           <w:tcPr>
-            <w:tcW w:w="865" w:type="dxa"/>
-            <w:tcBorders>
-              <w:top w:val="single" w:sz="6" w:space="0" w:color="DFE2E5"/>
-              <w:left w:val="single" w:sz="6" w:space="0" w:color="DFE2E5"/>
-              <w:bottom w:val="single" w:sz="6" w:space="0" w:color="DFE2E5"/>
-              <w:right w:val="single" w:sz="6" w:space="0" w:color="DFE2E5"/>
-            </w:tcBorders>
-            <w:shd w:val="clear" w:color="auto" w:fill="F6F8FA"/>
-            <w:vAlign w:val="center"/>
-          </w:tcPr>
-          <w:p>
-            <w:pPr>
-              <w:ind w:left="2"/>
-            </w:pPr>
-            <w:r>
-              <w:rPr>
-                <w:rFonts w:ascii="微软雅黑" w:eastAsia="微软雅黑" w:hAnsi="微软雅黑" w:cs="微软雅黑"/>
-                <w:color w:val="24282E"/>
-                <w:sz w:val="19"/>
-              </w:rPr>
+            <w:tcW w:type="dxa" w:w="865"/>
+          </w:tcPr>
+          <w:p>
+            <w:r>
               <w:t>-</w:t>
             </w:r>
           </w:p>
         </w:tc>
         <w:tc>
           <w:tcPr>
-            <w:tcW w:w="1458" w:type="dxa"/>
-            <w:tcBorders>
-              <w:top w:val="single" w:sz="6" w:space="0" w:color="DFE2E5"/>
-              <w:left w:val="single" w:sz="6" w:space="0" w:color="DFE2E5"/>
-              <w:bottom w:val="single" w:sz="6" w:space="0" w:color="DFE2E5"/>
-              <w:right w:val="single" w:sz="6" w:space="0" w:color="DFE2E5"/>
-            </w:tcBorders>
-            <w:shd w:val="clear" w:color="auto" w:fill="F6F8FA"/>
-            <w:vAlign w:val="center"/>
-          </w:tcPr>
-          <w:p>
-            <w:pPr>
-              <w:ind w:left="1"/>
-            </w:pPr>
-            <w:r>
-              <w:rPr>
-                <w:rFonts w:ascii="微软雅黑" w:eastAsia="微软雅黑" w:hAnsi="微软雅黑" w:cs="微软雅黑"/>
-                <w:color w:val="24282E"/>
-                <w:sz w:val="19"/>
-              </w:rPr>
+            <w:tcW w:type="dxa" w:w="1458"/>
+          </w:tcPr>
+          <w:p>
+            <w:r>
               <w:t>-</w:t>
             </w:r>
           </w:p>
@@ -7184,6 +6834,20 @@
           <w:sz w:val="19"/>
         </w:rPr>
         <w:t>(0.868/0.887)。这说明"序列×特征"的注意⼒交互融合(⽽⾮简单拼接)是跨站点性能的关键;</w:t>
+      </w:r>
+    </w:p>
+    <w:p>
+      <w:pPr>
+        <w:numPr>
+          <w:ilvl w:val="0"/>
+          <w:numId w:val="3"/>
+        </w:numPr>
+        <w:spacing w:after="81"/>
+        <w:ind w:right="46" w:hanging="296"/>
+        <w:jc w:val="both"/>
+      </w:pPr>
+      <w:r>
+        <w:t>SOTA 深度时序模型在跨站点上不敌 GBDT:iTransformer(0.595)、PatchTST(0.679)、FT-Transformer(0.624)、DualTransformer(0.242)及重建式 LSTM-AE(0.248)的 PR-AUC 均明显低于 LightGBM(0.868),说明单纯替换编码器无法解决跨站点泛化,Token-Attn 的跨模态注意力融合才是关键;</w:t>
       </w:r>
     </w:p>
     <w:p>
